--- a/ASI/Parcial 2/PROTOCOLOS ITIL.docx
+++ b/ASI/Parcial 2/PROTOCOLOS ITIL.docx
@@ -1,25 +1,23 @@
 
 <file path=word/document.xml><?xml version="1.0" encoding="utf-8"?>
-<w:document xmlns:wpc="http://schemas.microsoft.com/office/word/2010/wordprocessingCanvas" xmlns:cx="http://schemas.microsoft.com/office/drawing/2014/chartex" xmlns:cx1="http://schemas.microsoft.com/office/drawing/2015/9/8/chartex" xmlns:mc="http://schemas.openxmlformats.org/markup-compatibility/2006" xmlns:o="urn:schemas-microsoft-com:office:office" xmlns:r="http://schemas.openxmlformats.org/officeDocument/2006/relationships" xmlns:m="http://schemas.openxmlformats.org/officeDocument/2006/math" xmlns:v="urn:schemas-microsoft-com:vml" xmlns:wp14="http://schemas.microsoft.com/office/word/2010/wordprocessingDrawing" xmlns:wp="http://schemas.openxmlformats.org/drawingml/2006/wordprocessingDrawing" xmlns:w10="urn:schemas-microsoft-com:office:word" xmlns:w="http://schemas.openxmlformats.org/wordprocessingml/2006/main" xmlns:w14="http://schemas.microsoft.com/office/word/2010/wordml" xmlns:w15="http://schemas.microsoft.com/office/word/2012/wordml" xmlns:w16se="http://schemas.microsoft.com/office/word/2015/wordml/symex" xmlns:wpg="http://schemas.microsoft.com/office/word/2010/wordprocessingGroup" xmlns:wpi="http://schemas.microsoft.com/office/word/2010/wordprocessingInk" xmlns:wne="http://schemas.microsoft.com/office/word/2006/wordml" xmlns:wps="http://schemas.microsoft.com/office/word/2010/wordprocessingShape" mc:Ignorable="w14 w15 w16se wp14">
+<w:document xmlns:wpc="http://schemas.microsoft.com/office/word/2010/wordprocessingCanvas" xmlns:cx="http://schemas.microsoft.com/office/drawing/2014/chartex" xmlns:cx1="http://schemas.microsoft.com/office/drawing/2015/9/8/chartex" xmlns:cx2="http://schemas.microsoft.com/office/drawing/2015/10/21/chartex" xmlns:cx3="http://schemas.microsoft.com/office/drawing/2016/5/9/chartex" xmlns:cx4="http://schemas.microsoft.com/office/drawing/2016/5/10/chartex" xmlns:cx5="http://schemas.microsoft.com/office/drawing/2016/5/11/chartex" xmlns:cx6="http://schemas.microsoft.com/office/drawing/2016/5/12/chartex" xmlns:cx7="http://schemas.microsoft.com/office/drawing/2016/5/13/chartex" xmlns:cx8="http://schemas.microsoft.com/office/drawing/2016/5/14/chartex" xmlns:mc="http://schemas.openxmlformats.org/markup-compatibility/2006" xmlns:aink="http://schemas.microsoft.com/office/drawing/2016/ink" xmlns:am3d="http://schemas.microsoft.com/office/drawing/2017/model3d" xmlns:o="urn:schemas-microsoft-com:office:office" xmlns:oel="http://schemas.microsoft.com/office/2019/extlst" xmlns:r="http://schemas.openxmlformats.org/officeDocument/2006/relationships" xmlns:m="http://schemas.openxmlformats.org/officeDocument/2006/math" xmlns:v="urn:schemas-microsoft-com:vml" xmlns:wp14="http://schemas.microsoft.com/office/word/2010/wordprocessingDrawing" xmlns:wp="http://schemas.openxmlformats.org/drawingml/2006/wordprocessingDrawing" xmlns:w10="urn:schemas-microsoft-com:office:word" xmlns:w="http://schemas.openxmlformats.org/wordprocessingml/2006/main" xmlns:w14="http://schemas.microsoft.com/office/word/2010/wordml" xmlns:w15="http://schemas.microsoft.com/office/word/2012/wordml" xmlns:w16cex="http://schemas.microsoft.com/office/word/2018/wordml/cex" xmlns:w16cid="http://schemas.microsoft.com/office/word/2016/wordml/cid" xmlns:w16="http://schemas.microsoft.com/office/word/2018/wordml" xmlns:w16du="http://schemas.microsoft.com/office/word/2023/wordml/word16du" xmlns:w16sdtdh="http://schemas.microsoft.com/office/word/2020/wordml/sdtdatahash" xmlns:w16sdtfl="http://schemas.microsoft.com/office/word/2024/wordml/sdtformatlock" xmlns:w16se="http://schemas.microsoft.com/office/word/2015/wordml/symex" xmlns:wpg="http://schemas.microsoft.com/office/word/2010/wordprocessingGroup" xmlns:wpi="http://schemas.microsoft.com/office/word/2010/wordprocessingInk" xmlns:wne="http://schemas.microsoft.com/office/word/2006/wordml" xmlns:wps="http://schemas.microsoft.com/office/word/2010/wordprocessingShape" mc:Ignorable="w14 w15 w16se w16cid w16 w16cex w16sdtdh w16sdtfl w16du wp14">
   <w:body>
     <w:p>
       <w:pPr>
         <w:shd w:val="clear" w:color="auto" w:fill="FFFFFF"/>
         <w:spacing w:line="240" w:lineRule="auto"/>
         <w:rPr>
-          <w:rFonts w:ascii="Arial" w:eastAsia="Times New Roman" w:hAnsi="Arial" w:cs="Arial"/>
-          <w:color w:val="001D35"/>
-          <w:sz w:val="27"/>
-          <w:szCs w:val="27"/>
-          <w:lang w:eastAsia="es-AR"/>
-        </w:rPr>
-      </w:pPr>
-      <w:r>
-        <w:rPr>
-          <w:rFonts w:ascii="Arial" w:eastAsia="Times New Roman" w:hAnsi="Arial" w:cs="Arial"/>
-          <w:color w:val="001D35"/>
-          <w:sz w:val="27"/>
-          <w:szCs w:val="27"/>
+          <w:rFonts w:eastAsia="Times New Roman" w:cstheme="minorHAnsi"/>
+          <w:sz w:val="24"/>
+          <w:szCs w:val="24"/>
+          <w:lang w:eastAsia="es-AR"/>
+        </w:rPr>
+      </w:pPr>
+      <w:r>
+        <w:rPr>
+          <w:rFonts w:eastAsia="Times New Roman" w:cstheme="minorHAnsi"/>
+          <w:sz w:val="24"/>
+          <w:szCs w:val="24"/>
           <w:lang w:eastAsia="es-AR"/>
         </w:rPr>
         <w:t>El procedimiento de Gestión de Incidentes según ITIL consiste en identificar, registrar, categorizar, priorizar, diagnosticar, escalar (si es necesario), resolver, y finalmente, cerrar un incidente de TI para restaurar el servicio lo antes posible. Se trata de un ciclo de vida estructurado que busca minimizar la interrupción del negocio y mejorar la satisfacción del usuario al seguir pasos claros desde el reporte hasta la verificación de la solución. </w:t>
@@ -30,18 +28,17 @@
         <w:shd w:val="clear" w:color="auto" w:fill="FFFFFF"/>
         <w:spacing w:after="150" w:line="390" w:lineRule="atLeast"/>
         <w:rPr>
-          <w:rFonts w:ascii="Times New Roman" w:eastAsia="Times New Roman" w:hAnsi="Times New Roman" w:cs="Times New Roman"/>
-          <w:sz w:val="24"/>
-          <w:szCs w:val="24"/>
-          <w:lang w:eastAsia="es-AR"/>
-        </w:rPr>
-      </w:pPr>
-      <w:r>
-        <w:rPr>
-          <w:rFonts w:ascii="Arial" w:eastAsia="Times New Roman" w:hAnsi="Arial" w:cs="Arial"/>
-          <w:color w:val="001D35"/>
-          <w:sz w:val="27"/>
-          <w:szCs w:val="27"/>
+          <w:rFonts w:eastAsia="Times New Roman" w:cstheme="minorHAnsi"/>
+          <w:sz w:val="24"/>
+          <w:szCs w:val="24"/>
+          <w:lang w:eastAsia="es-AR"/>
+        </w:rPr>
+      </w:pPr>
+      <w:r>
+        <w:rPr>
+          <w:rFonts w:eastAsia="Times New Roman" w:cstheme="minorHAnsi"/>
+          <w:sz w:val="24"/>
+          <w:szCs w:val="24"/>
           <w:lang w:eastAsia="es-AR"/>
         </w:rPr>
         <w:t>Pasos del Proceso de Gestión de Incidentes ITIL</w:t>
@@ -57,19 +54,17 @@
         <w:spacing w:after="120" w:line="330" w:lineRule="atLeast"/>
         <w:ind w:left="0"/>
         <w:rPr>
-          <w:rFonts w:ascii="Arial" w:eastAsia="Times New Roman" w:hAnsi="Arial" w:cs="Arial"/>
-          <w:color w:val="001D35"/>
-          <w:sz w:val="24"/>
-          <w:szCs w:val="24"/>
-          <w:lang w:eastAsia="es-AR"/>
-        </w:rPr>
-      </w:pPr>
-      <w:r>
-        <w:rPr>
-          <w:rFonts w:ascii="Arial" w:eastAsia="Times New Roman" w:hAnsi="Arial" w:cs="Arial"/>
+          <w:rFonts w:eastAsia="Times New Roman" w:cstheme="minorHAnsi"/>
+          <w:sz w:val="24"/>
+          <w:szCs w:val="24"/>
+          <w:lang w:eastAsia="es-AR"/>
+        </w:rPr>
+      </w:pPr>
+      <w:r>
+        <w:rPr>
+          <w:rFonts w:eastAsia="Times New Roman" w:cstheme="minorHAnsi"/>
           <w:b/>
           <w:bCs/>
-          <w:color w:val="001D35"/>
           <w:sz w:val="24"/>
           <w:szCs w:val="24"/>
           <w:lang w:eastAsia="es-AR"/>
@@ -82,18 +77,16 @@
         <w:shd w:val="clear" w:color="auto" w:fill="FFFFFF"/>
         <w:spacing w:after="120" w:line="330" w:lineRule="atLeast"/>
         <w:rPr>
-          <w:rFonts w:ascii="Times New Roman" w:eastAsia="Times New Roman" w:hAnsi="Times New Roman" w:cs="Times New Roman"/>
-          <w:color w:val="545D7E"/>
-          <w:spacing w:val="2"/>
-          <w:sz w:val="24"/>
-          <w:szCs w:val="24"/>
-          <w:lang w:eastAsia="es-AR"/>
-        </w:rPr>
-      </w:pPr>
-      <w:r>
-        <w:rPr>
-          <w:rFonts w:ascii="Arial" w:eastAsia="Times New Roman" w:hAnsi="Arial" w:cs="Arial"/>
-          <w:color w:val="545D7E"/>
+          <w:rFonts w:eastAsia="Times New Roman" w:cstheme="minorHAnsi"/>
+          <w:spacing w:val="2"/>
+          <w:sz w:val="24"/>
+          <w:szCs w:val="24"/>
+          <w:lang w:eastAsia="es-AR"/>
+        </w:rPr>
+      </w:pPr>
+      <w:r>
+        <w:rPr>
+          <w:rFonts w:eastAsia="Times New Roman" w:cstheme="minorHAnsi"/>
           <w:spacing w:val="2"/>
           <w:sz w:val="24"/>
           <w:szCs w:val="24"/>
@@ -112,19 +105,17 @@
         <w:spacing w:after="120" w:line="330" w:lineRule="atLeast"/>
         <w:ind w:left="0"/>
         <w:rPr>
-          <w:rFonts w:ascii="Times New Roman" w:eastAsia="Times New Roman" w:hAnsi="Times New Roman" w:cs="Times New Roman"/>
-          <w:color w:val="001D35"/>
-          <w:sz w:val="24"/>
-          <w:szCs w:val="24"/>
-          <w:lang w:eastAsia="es-AR"/>
-        </w:rPr>
-      </w:pPr>
-      <w:r>
-        <w:rPr>
-          <w:rFonts w:ascii="Arial" w:eastAsia="Times New Roman" w:hAnsi="Arial" w:cs="Arial"/>
+          <w:rFonts w:eastAsia="Times New Roman" w:cstheme="minorHAnsi"/>
+          <w:sz w:val="24"/>
+          <w:szCs w:val="24"/>
+          <w:lang w:eastAsia="es-AR"/>
+        </w:rPr>
+      </w:pPr>
+      <w:r>
+        <w:rPr>
+          <w:rFonts w:eastAsia="Times New Roman" w:cstheme="minorHAnsi"/>
           <w:b/>
           <w:bCs/>
-          <w:color w:val="001D35"/>
           <w:sz w:val="24"/>
           <w:szCs w:val="24"/>
           <w:lang w:eastAsia="es-AR"/>
@@ -137,18 +128,16 @@
         <w:shd w:val="clear" w:color="auto" w:fill="FFFFFF"/>
         <w:spacing w:after="120" w:line="330" w:lineRule="atLeast"/>
         <w:rPr>
-          <w:rFonts w:ascii="Times New Roman" w:eastAsia="Times New Roman" w:hAnsi="Times New Roman" w:cs="Times New Roman"/>
-          <w:color w:val="545D7E"/>
-          <w:spacing w:val="2"/>
-          <w:sz w:val="24"/>
-          <w:szCs w:val="24"/>
-          <w:lang w:eastAsia="es-AR"/>
-        </w:rPr>
-      </w:pPr>
-      <w:r>
-        <w:rPr>
-          <w:rFonts w:ascii="Arial" w:eastAsia="Times New Roman" w:hAnsi="Arial" w:cs="Arial"/>
-          <w:color w:val="545D7E"/>
+          <w:rFonts w:eastAsia="Times New Roman" w:cstheme="minorHAnsi"/>
+          <w:spacing w:val="2"/>
+          <w:sz w:val="24"/>
+          <w:szCs w:val="24"/>
+          <w:lang w:eastAsia="es-AR"/>
+        </w:rPr>
+      </w:pPr>
+      <w:r>
+        <w:rPr>
+          <w:rFonts w:eastAsia="Times New Roman" w:cstheme="minorHAnsi"/>
           <w:spacing w:val="2"/>
           <w:sz w:val="24"/>
           <w:szCs w:val="24"/>
@@ -167,19 +156,17 @@
         <w:spacing w:after="120" w:line="330" w:lineRule="atLeast"/>
         <w:ind w:left="0"/>
         <w:rPr>
-          <w:rFonts w:ascii="Times New Roman" w:eastAsia="Times New Roman" w:hAnsi="Times New Roman" w:cs="Times New Roman"/>
-          <w:color w:val="001D35"/>
-          <w:sz w:val="24"/>
-          <w:szCs w:val="24"/>
-          <w:lang w:eastAsia="es-AR"/>
-        </w:rPr>
-      </w:pPr>
-      <w:r>
-        <w:rPr>
-          <w:rFonts w:ascii="Arial" w:eastAsia="Times New Roman" w:hAnsi="Arial" w:cs="Arial"/>
+          <w:rFonts w:eastAsia="Times New Roman" w:cstheme="minorHAnsi"/>
+          <w:sz w:val="24"/>
+          <w:szCs w:val="24"/>
+          <w:lang w:eastAsia="es-AR"/>
+        </w:rPr>
+      </w:pPr>
+      <w:r>
+        <w:rPr>
+          <w:rFonts w:eastAsia="Times New Roman" w:cstheme="minorHAnsi"/>
           <w:b/>
           <w:bCs/>
-          <w:color w:val="001D35"/>
           <w:sz w:val="24"/>
           <w:szCs w:val="24"/>
           <w:lang w:eastAsia="es-AR"/>
@@ -192,18 +179,16 @@
         <w:shd w:val="clear" w:color="auto" w:fill="FFFFFF"/>
         <w:spacing w:after="120" w:line="330" w:lineRule="atLeast"/>
         <w:rPr>
-          <w:rFonts w:ascii="Times New Roman" w:eastAsia="Times New Roman" w:hAnsi="Times New Roman" w:cs="Times New Roman"/>
-          <w:color w:val="545D7E"/>
-          <w:spacing w:val="2"/>
-          <w:sz w:val="24"/>
-          <w:szCs w:val="24"/>
-          <w:lang w:eastAsia="es-AR"/>
-        </w:rPr>
-      </w:pPr>
-      <w:r>
-        <w:rPr>
-          <w:rFonts w:ascii="Arial" w:eastAsia="Times New Roman" w:hAnsi="Arial" w:cs="Arial"/>
-          <w:color w:val="545D7E"/>
+          <w:rFonts w:eastAsia="Times New Roman" w:cstheme="minorHAnsi"/>
+          <w:spacing w:val="2"/>
+          <w:sz w:val="24"/>
+          <w:szCs w:val="24"/>
+          <w:lang w:eastAsia="es-AR"/>
+        </w:rPr>
+      </w:pPr>
+      <w:r>
+        <w:rPr>
+          <w:rFonts w:eastAsia="Times New Roman" w:cstheme="minorHAnsi"/>
           <w:spacing w:val="2"/>
           <w:sz w:val="24"/>
           <w:szCs w:val="24"/>
@@ -222,19 +207,17 @@
         <w:spacing w:after="120" w:line="330" w:lineRule="atLeast"/>
         <w:ind w:left="0"/>
         <w:rPr>
-          <w:rFonts w:ascii="Times New Roman" w:eastAsia="Times New Roman" w:hAnsi="Times New Roman" w:cs="Times New Roman"/>
-          <w:color w:val="001D35"/>
-          <w:sz w:val="24"/>
-          <w:szCs w:val="24"/>
-          <w:lang w:eastAsia="es-AR"/>
-        </w:rPr>
-      </w:pPr>
-      <w:r>
-        <w:rPr>
-          <w:rFonts w:ascii="Arial" w:eastAsia="Times New Roman" w:hAnsi="Arial" w:cs="Arial"/>
+          <w:rFonts w:eastAsia="Times New Roman" w:cstheme="minorHAnsi"/>
+          <w:sz w:val="24"/>
+          <w:szCs w:val="24"/>
+          <w:lang w:eastAsia="es-AR"/>
+        </w:rPr>
+      </w:pPr>
+      <w:r>
+        <w:rPr>
+          <w:rFonts w:eastAsia="Times New Roman" w:cstheme="minorHAnsi"/>
           <w:b/>
           <w:bCs/>
-          <w:color w:val="001D35"/>
           <w:sz w:val="24"/>
           <w:szCs w:val="24"/>
           <w:lang w:eastAsia="es-AR"/>
@@ -247,18 +230,16 @@
         <w:shd w:val="clear" w:color="auto" w:fill="FFFFFF"/>
         <w:spacing w:after="120" w:line="330" w:lineRule="atLeast"/>
         <w:rPr>
-          <w:rFonts w:ascii="Times New Roman" w:eastAsia="Times New Roman" w:hAnsi="Times New Roman" w:cs="Times New Roman"/>
-          <w:color w:val="545D7E"/>
-          <w:spacing w:val="2"/>
-          <w:sz w:val="24"/>
-          <w:szCs w:val="24"/>
-          <w:lang w:eastAsia="es-AR"/>
-        </w:rPr>
-      </w:pPr>
-      <w:r>
-        <w:rPr>
-          <w:rFonts w:ascii="Arial" w:eastAsia="Times New Roman" w:hAnsi="Arial" w:cs="Arial"/>
-          <w:color w:val="545D7E"/>
+          <w:rFonts w:eastAsia="Times New Roman" w:cstheme="minorHAnsi"/>
+          <w:spacing w:val="2"/>
+          <w:sz w:val="24"/>
+          <w:szCs w:val="24"/>
+          <w:lang w:eastAsia="es-AR"/>
+        </w:rPr>
+      </w:pPr>
+      <w:r>
+        <w:rPr>
+          <w:rFonts w:eastAsia="Times New Roman" w:cstheme="minorHAnsi"/>
           <w:spacing w:val="2"/>
           <w:sz w:val="24"/>
           <w:szCs w:val="24"/>
@@ -277,19 +258,17 @@
         <w:spacing w:after="120" w:line="330" w:lineRule="atLeast"/>
         <w:ind w:left="0"/>
         <w:rPr>
-          <w:rFonts w:ascii="Times New Roman" w:eastAsia="Times New Roman" w:hAnsi="Times New Roman" w:cs="Times New Roman"/>
-          <w:color w:val="001D35"/>
-          <w:sz w:val="24"/>
-          <w:szCs w:val="24"/>
-          <w:lang w:eastAsia="es-AR"/>
-        </w:rPr>
-      </w:pPr>
-      <w:r>
-        <w:rPr>
-          <w:rFonts w:ascii="Arial" w:eastAsia="Times New Roman" w:hAnsi="Arial" w:cs="Arial"/>
+          <w:rFonts w:eastAsia="Times New Roman" w:cstheme="minorHAnsi"/>
+          <w:sz w:val="24"/>
+          <w:szCs w:val="24"/>
+          <w:lang w:eastAsia="es-AR"/>
+        </w:rPr>
+      </w:pPr>
+      <w:r>
+        <w:rPr>
+          <w:rFonts w:eastAsia="Times New Roman" w:cstheme="minorHAnsi"/>
           <w:b/>
           <w:bCs/>
-          <w:color w:val="001D35"/>
           <w:sz w:val="24"/>
           <w:szCs w:val="24"/>
           <w:lang w:eastAsia="es-AR"/>
@@ -302,18 +281,16 @@
         <w:shd w:val="clear" w:color="auto" w:fill="FFFFFF"/>
         <w:spacing w:after="120" w:line="330" w:lineRule="atLeast"/>
         <w:rPr>
-          <w:rFonts w:ascii="Times New Roman" w:eastAsia="Times New Roman" w:hAnsi="Times New Roman" w:cs="Times New Roman"/>
-          <w:color w:val="545D7E"/>
-          <w:spacing w:val="2"/>
-          <w:sz w:val="24"/>
-          <w:szCs w:val="24"/>
-          <w:lang w:eastAsia="es-AR"/>
-        </w:rPr>
-      </w:pPr>
-      <w:r>
-        <w:rPr>
-          <w:rFonts w:ascii="Arial" w:eastAsia="Times New Roman" w:hAnsi="Arial" w:cs="Arial"/>
-          <w:color w:val="545D7E"/>
+          <w:rFonts w:eastAsia="Times New Roman" w:cstheme="minorHAnsi"/>
+          <w:spacing w:val="2"/>
+          <w:sz w:val="24"/>
+          <w:szCs w:val="24"/>
+          <w:lang w:eastAsia="es-AR"/>
+        </w:rPr>
+      </w:pPr>
+      <w:r>
+        <w:rPr>
+          <w:rFonts w:eastAsia="Times New Roman" w:cstheme="minorHAnsi"/>
           <w:spacing w:val="2"/>
           <w:sz w:val="24"/>
           <w:szCs w:val="24"/>
@@ -332,19 +309,17 @@
         <w:spacing w:after="120" w:line="330" w:lineRule="atLeast"/>
         <w:ind w:left="0"/>
         <w:rPr>
-          <w:rFonts w:ascii="Times New Roman" w:eastAsia="Times New Roman" w:hAnsi="Times New Roman" w:cs="Times New Roman"/>
-          <w:color w:val="001D35"/>
-          <w:sz w:val="24"/>
-          <w:szCs w:val="24"/>
-          <w:lang w:eastAsia="es-AR"/>
-        </w:rPr>
-      </w:pPr>
-      <w:r>
-        <w:rPr>
-          <w:rFonts w:ascii="Arial" w:eastAsia="Times New Roman" w:hAnsi="Arial" w:cs="Arial"/>
+          <w:rFonts w:eastAsia="Times New Roman" w:cstheme="minorHAnsi"/>
+          <w:sz w:val="24"/>
+          <w:szCs w:val="24"/>
+          <w:lang w:eastAsia="es-AR"/>
+        </w:rPr>
+      </w:pPr>
+      <w:r>
+        <w:rPr>
+          <w:rFonts w:eastAsia="Times New Roman" w:cstheme="minorHAnsi"/>
           <w:b/>
           <w:bCs/>
-          <w:color w:val="001D35"/>
           <w:sz w:val="24"/>
           <w:szCs w:val="24"/>
           <w:lang w:eastAsia="es-AR"/>
@@ -357,18 +332,16 @@
         <w:shd w:val="clear" w:color="auto" w:fill="FFFFFF"/>
         <w:spacing w:after="120" w:line="330" w:lineRule="atLeast"/>
         <w:rPr>
-          <w:rFonts w:ascii="Times New Roman" w:eastAsia="Times New Roman" w:hAnsi="Times New Roman" w:cs="Times New Roman"/>
-          <w:color w:val="545D7E"/>
-          <w:spacing w:val="2"/>
-          <w:sz w:val="24"/>
-          <w:szCs w:val="24"/>
-          <w:lang w:eastAsia="es-AR"/>
-        </w:rPr>
-      </w:pPr>
-      <w:r>
-        <w:rPr>
-          <w:rFonts w:ascii="Arial" w:eastAsia="Times New Roman" w:hAnsi="Arial" w:cs="Arial"/>
-          <w:color w:val="545D7E"/>
+          <w:rFonts w:eastAsia="Times New Roman" w:cstheme="minorHAnsi"/>
+          <w:spacing w:val="2"/>
+          <w:sz w:val="24"/>
+          <w:szCs w:val="24"/>
+          <w:lang w:eastAsia="es-AR"/>
+        </w:rPr>
+      </w:pPr>
+      <w:r>
+        <w:rPr>
+          <w:rFonts w:eastAsia="Times New Roman" w:cstheme="minorHAnsi"/>
           <w:spacing w:val="2"/>
           <w:sz w:val="24"/>
           <w:szCs w:val="24"/>
@@ -387,19 +360,17 @@
         <w:spacing w:after="120" w:line="330" w:lineRule="atLeast"/>
         <w:ind w:left="0"/>
         <w:rPr>
-          <w:rFonts w:ascii="Times New Roman" w:eastAsia="Times New Roman" w:hAnsi="Times New Roman" w:cs="Times New Roman"/>
-          <w:color w:val="001D35"/>
-          <w:sz w:val="24"/>
-          <w:szCs w:val="24"/>
-          <w:lang w:eastAsia="es-AR"/>
-        </w:rPr>
-      </w:pPr>
-      <w:r>
-        <w:rPr>
-          <w:rFonts w:ascii="Arial" w:eastAsia="Times New Roman" w:hAnsi="Arial" w:cs="Arial"/>
+          <w:rFonts w:eastAsia="Times New Roman" w:cstheme="minorHAnsi"/>
+          <w:sz w:val="24"/>
+          <w:szCs w:val="24"/>
+          <w:lang w:eastAsia="es-AR"/>
+        </w:rPr>
+      </w:pPr>
+      <w:r>
+        <w:rPr>
+          <w:rFonts w:eastAsia="Times New Roman" w:cstheme="minorHAnsi"/>
           <w:b/>
           <w:bCs/>
-          <w:color w:val="001D35"/>
           <w:sz w:val="24"/>
           <w:szCs w:val="24"/>
           <w:lang w:eastAsia="es-AR"/>
@@ -412,18 +383,16 @@
         <w:shd w:val="clear" w:color="auto" w:fill="FFFFFF"/>
         <w:spacing w:after="120" w:line="330" w:lineRule="atLeast"/>
         <w:rPr>
-          <w:rFonts w:ascii="Times New Roman" w:eastAsia="Times New Roman" w:hAnsi="Times New Roman" w:cs="Times New Roman"/>
-          <w:color w:val="545D7E"/>
-          <w:spacing w:val="2"/>
-          <w:sz w:val="24"/>
-          <w:szCs w:val="24"/>
-          <w:lang w:eastAsia="es-AR"/>
-        </w:rPr>
-      </w:pPr>
-      <w:r>
-        <w:rPr>
-          <w:rFonts w:ascii="Arial" w:eastAsia="Times New Roman" w:hAnsi="Arial" w:cs="Arial"/>
-          <w:color w:val="545D7E"/>
+          <w:rFonts w:eastAsia="Times New Roman" w:cstheme="minorHAnsi"/>
+          <w:spacing w:val="2"/>
+          <w:sz w:val="24"/>
+          <w:szCs w:val="24"/>
+          <w:lang w:eastAsia="es-AR"/>
+        </w:rPr>
+      </w:pPr>
+      <w:r>
+        <w:rPr>
+          <w:rFonts w:eastAsia="Times New Roman" w:cstheme="minorHAnsi"/>
           <w:spacing w:val="2"/>
           <w:sz w:val="24"/>
           <w:szCs w:val="24"/>
@@ -442,19 +411,17 @@
         <w:spacing w:after="0" w:line="330" w:lineRule="atLeast"/>
         <w:ind w:left="0"/>
         <w:rPr>
-          <w:rFonts w:ascii="Times New Roman" w:eastAsia="Times New Roman" w:hAnsi="Times New Roman" w:cs="Times New Roman"/>
-          <w:color w:val="001D35"/>
-          <w:sz w:val="24"/>
-          <w:szCs w:val="24"/>
-          <w:lang w:eastAsia="es-AR"/>
-        </w:rPr>
-      </w:pPr>
-      <w:r>
-        <w:rPr>
-          <w:rFonts w:ascii="Arial" w:eastAsia="Times New Roman" w:hAnsi="Arial" w:cs="Arial"/>
+          <w:rFonts w:eastAsia="Times New Roman" w:cstheme="minorHAnsi"/>
+          <w:sz w:val="24"/>
+          <w:szCs w:val="24"/>
+          <w:lang w:eastAsia="es-AR"/>
+        </w:rPr>
+      </w:pPr>
+      <w:r>
+        <w:rPr>
+          <w:rFonts w:eastAsia="Times New Roman" w:cstheme="minorHAnsi"/>
           <w:b/>
           <w:bCs/>
-          <w:color w:val="001D35"/>
           <w:sz w:val="24"/>
           <w:szCs w:val="24"/>
           <w:lang w:eastAsia="es-AR"/>
@@ -467,18 +434,16 @@
         <w:shd w:val="clear" w:color="auto" w:fill="FFFFFF"/>
         <w:spacing w:after="0" w:line="330" w:lineRule="atLeast"/>
         <w:rPr>
-          <w:rFonts w:ascii="Times New Roman" w:eastAsia="Times New Roman" w:hAnsi="Times New Roman" w:cs="Times New Roman"/>
-          <w:color w:val="545D7E"/>
-          <w:spacing w:val="2"/>
-          <w:sz w:val="24"/>
-          <w:szCs w:val="24"/>
-          <w:lang w:eastAsia="es-AR"/>
-        </w:rPr>
-      </w:pPr>
-      <w:r>
-        <w:rPr>
-          <w:rFonts w:ascii="Arial" w:eastAsia="Times New Roman" w:hAnsi="Arial" w:cs="Arial"/>
-          <w:color w:val="545D7E"/>
+          <w:rFonts w:eastAsia="Times New Roman" w:cstheme="minorHAnsi"/>
+          <w:spacing w:val="2"/>
+          <w:sz w:val="24"/>
+          <w:szCs w:val="24"/>
+          <w:lang w:eastAsia="es-AR"/>
+        </w:rPr>
+      </w:pPr>
+      <w:r>
+        <w:rPr>
+          <w:rFonts w:eastAsia="Times New Roman" w:cstheme="minorHAnsi"/>
           <w:spacing w:val="2"/>
           <w:sz w:val="24"/>
           <w:szCs w:val="24"/>
@@ -492,22 +457,19 @@
         <w:shd w:val="clear" w:color="auto" w:fill="FFFFFF"/>
         <w:spacing w:after="150" w:line="390" w:lineRule="atLeast"/>
         <w:rPr>
-          <w:rFonts w:ascii="Times New Roman" w:eastAsia="Times New Roman" w:hAnsi="Times New Roman" w:cs="Times New Roman"/>
-          <w:color w:val="001D35"/>
-          <w:sz w:val="27"/>
-          <w:szCs w:val="27"/>
-          <w:lang w:eastAsia="es-AR"/>
-        </w:rPr>
-      </w:pPr>
-      <w:r>
-        <w:rPr>
-          <w:rFonts w:ascii="Arial" w:eastAsia="Times New Roman" w:hAnsi="Arial" w:cs="Arial"/>
-          <w:color w:val="001D35"/>
-          <w:sz w:val="27"/>
-          <w:szCs w:val="27"/>
-          <w:lang w:eastAsia="es-AR"/>
-        </w:rPr>
-        <w:lastRenderedPageBreak/>
+          <w:rFonts w:eastAsia="Times New Roman" w:cstheme="minorHAnsi"/>
+          <w:sz w:val="24"/>
+          <w:szCs w:val="24"/>
+          <w:lang w:eastAsia="es-AR"/>
+        </w:rPr>
+      </w:pPr>
+      <w:r>
+        <w:rPr>
+          <w:rFonts w:eastAsia="Times New Roman" w:cstheme="minorHAnsi"/>
+          <w:sz w:val="24"/>
+          <w:szCs w:val="24"/>
+          <w:lang w:eastAsia="es-AR"/>
+        </w:rPr>
         <w:t>Objetivo Principal</w:t>
       </w:r>
     </w:p>
@@ -516,44 +478,47 @@
         <w:shd w:val="clear" w:color="auto" w:fill="FFFFFF"/>
         <w:spacing w:line="240" w:lineRule="auto"/>
         <w:rPr>
-          <w:rFonts w:ascii="Arial" w:eastAsia="Times New Roman" w:hAnsi="Arial" w:cs="Arial"/>
-          <w:color w:val="001D35"/>
-          <w:sz w:val="27"/>
-          <w:szCs w:val="27"/>
-          <w:lang w:eastAsia="es-AR"/>
-        </w:rPr>
-      </w:pPr>
-      <w:r>
-        <w:rPr>
-          <w:rFonts w:ascii="Arial" w:eastAsia="Times New Roman" w:hAnsi="Arial" w:cs="Arial"/>
-          <w:color w:val="001D35"/>
-          <w:sz w:val="27"/>
-          <w:szCs w:val="27"/>
+          <w:rFonts w:eastAsia="Times New Roman" w:cstheme="minorHAnsi"/>
+          <w:sz w:val="24"/>
+          <w:szCs w:val="24"/>
+          <w:lang w:eastAsia="es-AR"/>
+        </w:rPr>
+      </w:pPr>
+      <w:r>
+        <w:rPr>
+          <w:rFonts w:eastAsia="Times New Roman" w:cstheme="minorHAnsi"/>
+          <w:sz w:val="24"/>
+          <w:szCs w:val="24"/>
           <w:lang w:eastAsia="es-AR"/>
         </w:rPr>
         <w:t>El objetivo de este proceso es lograr la recuperación más rápida posible del servicio y minimizar el impacto negativo en las operaciones y la productividad del negocio. </w:t>
       </w:r>
     </w:p>
-    <w:p/>
-    <w:p/>
+    <w:p>
+      <w:pPr>
+        <w:rPr>
+          <w:rFonts w:cstheme="minorHAnsi"/>
+          <w:sz w:val="24"/>
+          <w:szCs w:val="24"/>
+        </w:rPr>
+      </w:pPr>
+    </w:p>
     <w:p>
       <w:pPr>
         <w:shd w:val="clear" w:color="auto" w:fill="FFFFFF"/>
         <w:spacing w:after="150" w:line="390" w:lineRule="atLeast"/>
         <w:rPr>
-          <w:rFonts w:ascii="Arial" w:eastAsia="Times New Roman" w:hAnsi="Arial" w:cs="Arial"/>
-          <w:color w:val="001D35"/>
-          <w:sz w:val="27"/>
-          <w:szCs w:val="27"/>
-          <w:lang w:eastAsia="es-AR"/>
-        </w:rPr>
-      </w:pPr>
-      <w:r>
-        <w:rPr>
-          <w:rFonts w:ascii="Arial" w:eastAsia="Times New Roman" w:hAnsi="Arial" w:cs="Arial"/>
-          <w:color w:val="001D35"/>
-          <w:sz w:val="27"/>
-          <w:szCs w:val="27"/>
+          <w:rFonts w:eastAsia="Times New Roman" w:cstheme="minorHAnsi"/>
+          <w:sz w:val="24"/>
+          <w:szCs w:val="24"/>
+          <w:lang w:eastAsia="es-AR"/>
+        </w:rPr>
+      </w:pPr>
+      <w:r>
+        <w:rPr>
+          <w:rFonts w:eastAsia="Times New Roman" w:cstheme="minorHAnsi"/>
+          <w:sz w:val="24"/>
+          <w:szCs w:val="24"/>
           <w:lang w:eastAsia="es-AR"/>
         </w:rPr>
         <w:t>Etapas del procedimiento de gestión de eventos ITIL:</w:t>
@@ -569,19 +534,17 @@
         <w:spacing w:after="120" w:line="330" w:lineRule="atLeast"/>
         <w:ind w:left="0"/>
         <w:rPr>
-          <w:rFonts w:ascii="Arial" w:eastAsia="Times New Roman" w:hAnsi="Arial" w:cs="Arial"/>
-          <w:color w:val="001D35"/>
-          <w:sz w:val="24"/>
-          <w:szCs w:val="24"/>
-          <w:lang w:eastAsia="es-AR"/>
-        </w:rPr>
-      </w:pPr>
-      <w:r>
-        <w:rPr>
-          <w:rFonts w:ascii="Arial" w:eastAsia="Times New Roman" w:hAnsi="Arial" w:cs="Arial"/>
+          <w:rFonts w:eastAsia="Times New Roman" w:cstheme="minorHAnsi"/>
+          <w:sz w:val="24"/>
+          <w:szCs w:val="24"/>
+          <w:lang w:eastAsia="es-AR"/>
+        </w:rPr>
+      </w:pPr>
+      <w:r>
+        <w:rPr>
+          <w:rFonts w:eastAsia="Times New Roman" w:cstheme="minorHAnsi"/>
           <w:b/>
           <w:bCs/>
-          <w:color w:val="001D35"/>
           <w:sz w:val="24"/>
           <w:szCs w:val="24"/>
           <w:lang w:eastAsia="es-AR"/>
@@ -599,18 +562,16 @@
         <w:spacing w:after="120" w:line="330" w:lineRule="atLeast"/>
         <w:ind w:left="0"/>
         <w:rPr>
-          <w:rFonts w:ascii="Times New Roman" w:eastAsia="Times New Roman" w:hAnsi="Times New Roman" w:cs="Times New Roman"/>
-          <w:color w:val="545D7E"/>
-          <w:spacing w:val="2"/>
-          <w:sz w:val="24"/>
-          <w:szCs w:val="24"/>
-          <w:lang w:eastAsia="es-AR"/>
-        </w:rPr>
-      </w:pPr>
-      <w:r>
-        <w:rPr>
-          <w:rFonts w:ascii="Arial" w:eastAsia="Times New Roman" w:hAnsi="Arial" w:cs="Arial"/>
-          <w:color w:val="545D7E"/>
+          <w:rFonts w:eastAsia="Times New Roman" w:cstheme="minorHAnsi"/>
+          <w:spacing w:val="2"/>
+          <w:sz w:val="24"/>
+          <w:szCs w:val="24"/>
+          <w:lang w:eastAsia="es-AR"/>
+        </w:rPr>
+      </w:pPr>
+      <w:r>
+        <w:rPr>
+          <w:rFonts w:eastAsia="Times New Roman" w:cstheme="minorHAnsi"/>
           <w:spacing w:val="2"/>
           <w:sz w:val="24"/>
           <w:szCs w:val="24"/>
@@ -629,18 +590,16 @@
         <w:spacing w:after="0" w:line="330" w:lineRule="atLeast"/>
         <w:ind w:left="0"/>
         <w:rPr>
-          <w:rFonts w:ascii="Arial" w:eastAsia="Times New Roman" w:hAnsi="Arial" w:cs="Arial"/>
-          <w:color w:val="545D7E"/>
-          <w:spacing w:val="2"/>
-          <w:sz w:val="24"/>
-          <w:szCs w:val="24"/>
-          <w:lang w:eastAsia="es-AR"/>
-        </w:rPr>
-      </w:pPr>
-      <w:r>
-        <w:rPr>
-          <w:rFonts w:ascii="Arial" w:eastAsia="Times New Roman" w:hAnsi="Arial" w:cs="Arial"/>
-          <w:color w:val="545D7E"/>
+          <w:rFonts w:eastAsia="Times New Roman" w:cstheme="minorHAnsi"/>
+          <w:spacing w:val="2"/>
+          <w:sz w:val="24"/>
+          <w:szCs w:val="24"/>
+          <w:lang w:eastAsia="es-AR"/>
+        </w:rPr>
+      </w:pPr>
+      <w:r>
+        <w:rPr>
+          <w:rFonts w:eastAsia="Times New Roman" w:cstheme="minorHAnsi"/>
           <w:spacing w:val="2"/>
           <w:sz w:val="24"/>
           <w:szCs w:val="24"/>
@@ -659,19 +618,17 @@
         <w:spacing w:after="120" w:line="330" w:lineRule="atLeast"/>
         <w:ind w:left="0"/>
         <w:rPr>
-          <w:rFonts w:ascii="Times New Roman" w:eastAsia="Times New Roman" w:hAnsi="Times New Roman" w:cs="Times New Roman"/>
-          <w:color w:val="001D35"/>
-          <w:sz w:val="24"/>
-          <w:szCs w:val="24"/>
-          <w:lang w:eastAsia="es-AR"/>
-        </w:rPr>
-      </w:pPr>
-      <w:r>
-        <w:rPr>
-          <w:rFonts w:ascii="Arial" w:eastAsia="Times New Roman" w:hAnsi="Arial" w:cs="Arial"/>
+          <w:rFonts w:eastAsia="Times New Roman" w:cstheme="minorHAnsi"/>
+          <w:sz w:val="24"/>
+          <w:szCs w:val="24"/>
+          <w:lang w:eastAsia="es-AR"/>
+        </w:rPr>
+      </w:pPr>
+      <w:r>
+        <w:rPr>
+          <w:rFonts w:eastAsia="Times New Roman" w:cstheme="minorHAnsi"/>
           <w:b/>
           <w:bCs/>
-          <w:color w:val="001D35"/>
           <w:sz w:val="24"/>
           <w:szCs w:val="24"/>
           <w:lang w:eastAsia="es-AR"/>
@@ -689,18 +646,16 @@
         <w:spacing w:after="120" w:line="330" w:lineRule="atLeast"/>
         <w:ind w:left="0"/>
         <w:rPr>
-          <w:rFonts w:ascii="Times New Roman" w:eastAsia="Times New Roman" w:hAnsi="Times New Roman" w:cs="Times New Roman"/>
-          <w:color w:val="545D7E"/>
-          <w:spacing w:val="2"/>
-          <w:sz w:val="24"/>
-          <w:szCs w:val="24"/>
-          <w:lang w:eastAsia="es-AR"/>
-        </w:rPr>
-      </w:pPr>
-      <w:r>
-        <w:rPr>
-          <w:rFonts w:ascii="Arial" w:eastAsia="Times New Roman" w:hAnsi="Arial" w:cs="Arial"/>
-          <w:color w:val="545D7E"/>
+          <w:rFonts w:eastAsia="Times New Roman" w:cstheme="minorHAnsi"/>
+          <w:spacing w:val="2"/>
+          <w:sz w:val="24"/>
+          <w:szCs w:val="24"/>
+          <w:lang w:eastAsia="es-AR"/>
+        </w:rPr>
+      </w:pPr>
+      <w:r>
+        <w:rPr>
+          <w:rFonts w:eastAsia="Times New Roman" w:cstheme="minorHAnsi"/>
           <w:spacing w:val="2"/>
           <w:sz w:val="24"/>
           <w:szCs w:val="24"/>
@@ -719,18 +674,16 @@
         <w:spacing w:after="0" w:line="330" w:lineRule="atLeast"/>
         <w:ind w:left="0"/>
         <w:rPr>
-          <w:rFonts w:ascii="Arial" w:eastAsia="Times New Roman" w:hAnsi="Arial" w:cs="Arial"/>
-          <w:color w:val="545D7E"/>
-          <w:spacing w:val="2"/>
-          <w:sz w:val="24"/>
-          <w:szCs w:val="24"/>
-          <w:lang w:eastAsia="es-AR"/>
-        </w:rPr>
-      </w:pPr>
-      <w:r>
-        <w:rPr>
-          <w:rFonts w:ascii="Arial" w:eastAsia="Times New Roman" w:hAnsi="Arial" w:cs="Arial"/>
-          <w:color w:val="545D7E"/>
+          <w:rFonts w:eastAsia="Times New Roman" w:cstheme="minorHAnsi"/>
+          <w:spacing w:val="2"/>
+          <w:sz w:val="24"/>
+          <w:szCs w:val="24"/>
+          <w:lang w:eastAsia="es-AR"/>
+        </w:rPr>
+      </w:pPr>
+      <w:r>
+        <w:rPr>
+          <w:rFonts w:eastAsia="Times New Roman" w:cstheme="minorHAnsi"/>
           <w:spacing w:val="2"/>
           <w:sz w:val="24"/>
           <w:szCs w:val="24"/>
@@ -749,19 +702,17 @@
         <w:spacing w:after="120" w:line="330" w:lineRule="atLeast"/>
         <w:ind w:left="0"/>
         <w:rPr>
-          <w:rFonts w:ascii="Times New Roman" w:eastAsia="Times New Roman" w:hAnsi="Times New Roman" w:cs="Times New Roman"/>
-          <w:color w:val="001D35"/>
-          <w:sz w:val="24"/>
-          <w:szCs w:val="24"/>
-          <w:lang w:eastAsia="es-AR"/>
-        </w:rPr>
-      </w:pPr>
-      <w:r>
-        <w:rPr>
-          <w:rFonts w:ascii="Arial" w:eastAsia="Times New Roman" w:hAnsi="Arial" w:cs="Arial"/>
+          <w:rFonts w:eastAsia="Times New Roman" w:cstheme="minorHAnsi"/>
+          <w:sz w:val="24"/>
+          <w:szCs w:val="24"/>
+          <w:lang w:eastAsia="es-AR"/>
+        </w:rPr>
+      </w:pPr>
+      <w:r>
+        <w:rPr>
+          <w:rFonts w:eastAsia="Times New Roman" w:cstheme="minorHAnsi"/>
           <w:b/>
           <w:bCs/>
-          <w:color w:val="001D35"/>
           <w:sz w:val="24"/>
           <w:szCs w:val="24"/>
           <w:lang w:eastAsia="es-AR"/>
@@ -779,18 +730,16 @@
         <w:spacing w:after="120" w:line="330" w:lineRule="atLeast"/>
         <w:ind w:left="0"/>
         <w:rPr>
-          <w:rFonts w:ascii="Times New Roman" w:eastAsia="Times New Roman" w:hAnsi="Times New Roman" w:cs="Times New Roman"/>
-          <w:color w:val="545D7E"/>
-          <w:spacing w:val="2"/>
-          <w:sz w:val="24"/>
-          <w:szCs w:val="24"/>
-          <w:lang w:eastAsia="es-AR"/>
-        </w:rPr>
-      </w:pPr>
-      <w:r>
-        <w:rPr>
-          <w:rFonts w:ascii="Arial" w:eastAsia="Times New Roman" w:hAnsi="Arial" w:cs="Arial"/>
-          <w:color w:val="545D7E"/>
+          <w:rFonts w:eastAsia="Times New Roman" w:cstheme="minorHAnsi"/>
+          <w:spacing w:val="2"/>
+          <w:sz w:val="24"/>
+          <w:szCs w:val="24"/>
+          <w:lang w:eastAsia="es-AR"/>
+        </w:rPr>
+      </w:pPr>
+      <w:r>
+        <w:rPr>
+          <w:rFonts w:eastAsia="Times New Roman" w:cstheme="minorHAnsi"/>
           <w:spacing w:val="2"/>
           <w:sz w:val="24"/>
           <w:szCs w:val="24"/>
@@ -809,18 +758,16 @@
         <w:spacing w:after="0" w:line="330" w:lineRule="atLeast"/>
         <w:ind w:left="0"/>
         <w:rPr>
-          <w:rFonts w:ascii="Arial" w:eastAsia="Times New Roman" w:hAnsi="Arial" w:cs="Arial"/>
-          <w:color w:val="545D7E"/>
-          <w:spacing w:val="2"/>
-          <w:sz w:val="24"/>
-          <w:szCs w:val="24"/>
-          <w:lang w:eastAsia="es-AR"/>
-        </w:rPr>
-      </w:pPr>
-      <w:r>
-        <w:rPr>
-          <w:rFonts w:ascii="Arial" w:eastAsia="Times New Roman" w:hAnsi="Arial" w:cs="Arial"/>
-          <w:color w:val="545D7E"/>
+          <w:rFonts w:eastAsia="Times New Roman" w:cstheme="minorHAnsi"/>
+          <w:spacing w:val="2"/>
+          <w:sz w:val="24"/>
+          <w:szCs w:val="24"/>
+          <w:lang w:eastAsia="es-AR"/>
+        </w:rPr>
+      </w:pPr>
+      <w:r>
+        <w:rPr>
+          <w:rFonts w:eastAsia="Times New Roman" w:cstheme="minorHAnsi"/>
           <w:spacing w:val="2"/>
           <w:sz w:val="24"/>
           <w:szCs w:val="24"/>
@@ -839,19 +786,17 @@
         <w:spacing w:after="0" w:line="330" w:lineRule="atLeast"/>
         <w:ind w:left="0"/>
         <w:rPr>
-          <w:rFonts w:ascii="Times New Roman" w:eastAsia="Times New Roman" w:hAnsi="Times New Roman" w:cs="Times New Roman"/>
-          <w:color w:val="001D35"/>
-          <w:sz w:val="24"/>
-          <w:szCs w:val="24"/>
-          <w:lang w:eastAsia="es-AR"/>
-        </w:rPr>
-      </w:pPr>
-      <w:r>
-        <w:rPr>
-          <w:rFonts w:ascii="Arial" w:eastAsia="Times New Roman" w:hAnsi="Arial" w:cs="Arial"/>
+          <w:rFonts w:eastAsia="Times New Roman" w:cstheme="minorHAnsi"/>
+          <w:sz w:val="24"/>
+          <w:szCs w:val="24"/>
+          <w:lang w:eastAsia="es-AR"/>
+        </w:rPr>
+      </w:pPr>
+      <w:r>
+        <w:rPr>
+          <w:rFonts w:eastAsia="Times New Roman" w:cstheme="minorHAnsi"/>
           <w:b/>
           <w:bCs/>
-          <w:color w:val="001D35"/>
           <w:sz w:val="24"/>
           <w:szCs w:val="24"/>
           <w:lang w:eastAsia="es-AR"/>
@@ -869,18 +814,16 @@
         <w:spacing w:after="120" w:line="330" w:lineRule="atLeast"/>
         <w:ind w:left="0"/>
         <w:rPr>
-          <w:rFonts w:ascii="Times New Roman" w:eastAsia="Times New Roman" w:hAnsi="Times New Roman" w:cs="Times New Roman"/>
-          <w:color w:val="545D7E"/>
-          <w:spacing w:val="2"/>
-          <w:sz w:val="24"/>
-          <w:szCs w:val="24"/>
-          <w:lang w:eastAsia="es-AR"/>
-        </w:rPr>
-      </w:pPr>
-      <w:r>
-        <w:rPr>
-          <w:rFonts w:ascii="Arial" w:eastAsia="Times New Roman" w:hAnsi="Arial" w:cs="Arial"/>
-          <w:color w:val="545D7E"/>
+          <w:rFonts w:eastAsia="Times New Roman" w:cstheme="minorHAnsi"/>
+          <w:spacing w:val="2"/>
+          <w:sz w:val="24"/>
+          <w:szCs w:val="24"/>
+          <w:lang w:eastAsia="es-AR"/>
+        </w:rPr>
+      </w:pPr>
+      <w:r>
+        <w:rPr>
+          <w:rFonts w:eastAsia="Times New Roman" w:cstheme="minorHAnsi"/>
           <w:spacing w:val="2"/>
           <w:sz w:val="24"/>
           <w:szCs w:val="24"/>
@@ -899,18 +842,16 @@
         <w:spacing w:after="0" w:line="330" w:lineRule="atLeast"/>
         <w:ind w:left="0"/>
         <w:rPr>
-          <w:rFonts w:ascii="Arial" w:eastAsia="Times New Roman" w:hAnsi="Arial" w:cs="Arial"/>
-          <w:color w:val="545D7E"/>
-          <w:spacing w:val="2"/>
-          <w:sz w:val="24"/>
-          <w:szCs w:val="24"/>
-          <w:lang w:eastAsia="es-AR"/>
-        </w:rPr>
-      </w:pPr>
-      <w:r>
-        <w:rPr>
-          <w:rFonts w:ascii="Arial" w:eastAsia="Times New Roman" w:hAnsi="Arial" w:cs="Arial"/>
-          <w:color w:val="545D7E"/>
+          <w:rFonts w:eastAsia="Times New Roman" w:cstheme="minorHAnsi"/>
+          <w:spacing w:val="2"/>
+          <w:sz w:val="24"/>
+          <w:szCs w:val="24"/>
+          <w:lang w:eastAsia="es-AR"/>
+        </w:rPr>
+      </w:pPr>
+      <w:r>
+        <w:rPr>
+          <w:rFonts w:eastAsia="Times New Roman" w:cstheme="minorHAnsi"/>
           <w:spacing w:val="2"/>
           <w:sz w:val="24"/>
           <w:szCs w:val="24"/>
@@ -924,19 +865,17 @@
         <w:shd w:val="clear" w:color="auto" w:fill="FFFFFF"/>
         <w:spacing w:after="150" w:line="390" w:lineRule="atLeast"/>
         <w:rPr>
-          <w:rFonts w:ascii="Times New Roman" w:eastAsia="Times New Roman" w:hAnsi="Times New Roman" w:cs="Times New Roman"/>
-          <w:color w:val="001D35"/>
-          <w:sz w:val="27"/>
-          <w:szCs w:val="27"/>
-          <w:lang w:eastAsia="es-AR"/>
-        </w:rPr>
-      </w:pPr>
-      <w:r>
-        <w:rPr>
-          <w:rFonts w:ascii="Arial" w:eastAsia="Times New Roman" w:hAnsi="Arial" w:cs="Arial"/>
-          <w:color w:val="001D35"/>
-          <w:sz w:val="27"/>
-          <w:szCs w:val="27"/>
+          <w:rFonts w:eastAsia="Times New Roman" w:cstheme="minorHAnsi"/>
+          <w:sz w:val="24"/>
+          <w:szCs w:val="24"/>
+          <w:lang w:eastAsia="es-AR"/>
+        </w:rPr>
+      </w:pPr>
+      <w:r>
+        <w:rPr>
+          <w:rFonts w:eastAsia="Times New Roman" w:cstheme="minorHAnsi"/>
+          <w:sz w:val="24"/>
+          <w:szCs w:val="24"/>
           <w:lang w:eastAsia="es-AR"/>
         </w:rPr>
         <w:t>Tipos de eventos según ITIL:</w:t>
@@ -947,18 +886,17 @@
         <w:shd w:val="clear" w:color="auto" w:fill="FFFFFF"/>
         <w:spacing w:after="150" w:line="390" w:lineRule="atLeast"/>
         <w:rPr>
-          <w:rFonts w:ascii="Times New Roman" w:eastAsia="Times New Roman" w:hAnsi="Times New Roman" w:cs="Times New Roman"/>
-          <w:sz w:val="24"/>
-          <w:szCs w:val="24"/>
-          <w:lang w:eastAsia="es-AR"/>
-        </w:rPr>
-      </w:pPr>
-      <w:r>
-        <w:rPr>
-          <w:rFonts w:ascii="Arial" w:eastAsia="Times New Roman" w:hAnsi="Arial" w:cs="Arial"/>
-          <w:color w:val="001D35"/>
-          <w:sz w:val="27"/>
-          <w:szCs w:val="27"/>
+          <w:rFonts w:eastAsia="Times New Roman" w:cstheme="minorHAnsi"/>
+          <w:sz w:val="24"/>
+          <w:szCs w:val="24"/>
+          <w:lang w:eastAsia="es-AR"/>
+        </w:rPr>
+      </w:pPr>
+      <w:r>
+        <w:rPr>
+          <w:rFonts w:eastAsia="Times New Roman" w:cstheme="minorHAnsi"/>
+          <w:sz w:val="24"/>
+          <w:szCs w:val="24"/>
           <w:lang w:eastAsia="es-AR"/>
         </w:rPr>
         <w:t>El marco ITIL clasifica los eventos en tres tipos principales: </w:t>
@@ -974,18 +912,17 @@
         <w:spacing w:after="120" w:line="330" w:lineRule="atLeast"/>
         <w:ind w:left="0"/>
         <w:rPr>
-          <w:rFonts w:ascii="Times New Roman" w:eastAsia="Times New Roman" w:hAnsi="Times New Roman" w:cs="Times New Roman"/>
-          <w:sz w:val="24"/>
-          <w:szCs w:val="24"/>
-          <w:lang w:eastAsia="es-AR"/>
-        </w:rPr>
-      </w:pPr>
-      <w:r>
-        <w:rPr>
-          <w:rFonts w:ascii="Arial" w:eastAsia="Times New Roman" w:hAnsi="Arial" w:cs="Arial"/>
+          <w:rFonts w:eastAsia="Times New Roman" w:cstheme="minorHAnsi"/>
+          <w:sz w:val="24"/>
+          <w:szCs w:val="24"/>
+          <w:lang w:eastAsia="es-AR"/>
+        </w:rPr>
+      </w:pPr>
+      <w:r>
+        <w:rPr>
+          <w:rFonts w:eastAsia="Times New Roman" w:cstheme="minorHAnsi"/>
           <w:b/>
           <w:bCs/>
-          <w:color w:val="001D35"/>
           <w:sz w:val="24"/>
           <w:szCs w:val="24"/>
           <w:lang w:eastAsia="es-AR"/>
@@ -998,18 +935,16 @@
         <w:shd w:val="clear" w:color="auto" w:fill="FFFFFF"/>
         <w:spacing w:after="120" w:line="330" w:lineRule="atLeast"/>
         <w:rPr>
-          <w:rFonts w:ascii="Arial" w:eastAsia="Times New Roman" w:hAnsi="Arial" w:cs="Arial"/>
-          <w:color w:val="545D7E"/>
-          <w:spacing w:val="2"/>
-          <w:sz w:val="24"/>
-          <w:szCs w:val="24"/>
-          <w:lang w:eastAsia="es-AR"/>
-        </w:rPr>
-      </w:pPr>
-      <w:r>
-        <w:rPr>
-          <w:rFonts w:ascii="Arial" w:eastAsia="Times New Roman" w:hAnsi="Arial" w:cs="Arial"/>
-          <w:color w:val="545D7E"/>
+          <w:rFonts w:eastAsia="Times New Roman" w:cstheme="minorHAnsi"/>
+          <w:spacing w:val="2"/>
+          <w:sz w:val="24"/>
+          <w:szCs w:val="24"/>
+          <w:lang w:eastAsia="es-AR"/>
+        </w:rPr>
+      </w:pPr>
+      <w:r>
+        <w:rPr>
+          <w:rFonts w:eastAsia="Times New Roman" w:cstheme="minorHAnsi"/>
           <w:spacing w:val="2"/>
           <w:sz w:val="24"/>
           <w:szCs w:val="24"/>
@@ -1028,24 +963,21 @@
         <w:spacing w:after="120" w:line="330" w:lineRule="atLeast"/>
         <w:ind w:left="0"/>
         <w:rPr>
-          <w:rFonts w:ascii="Arial" w:eastAsia="Times New Roman" w:hAnsi="Arial" w:cs="Arial"/>
-          <w:color w:val="001D35"/>
-          <w:sz w:val="24"/>
-          <w:szCs w:val="24"/>
-          <w:lang w:eastAsia="es-AR"/>
-        </w:rPr>
-      </w:pPr>
-      <w:r>
-        <w:rPr>
-          <w:rFonts w:ascii="Arial" w:eastAsia="Times New Roman" w:hAnsi="Arial" w:cs="Arial"/>
+          <w:rFonts w:eastAsia="Times New Roman" w:cstheme="minorHAnsi"/>
+          <w:sz w:val="24"/>
+          <w:szCs w:val="24"/>
+          <w:lang w:eastAsia="es-AR"/>
+        </w:rPr>
+      </w:pPr>
+      <w:r>
+        <w:rPr>
+          <w:rFonts w:eastAsia="Times New Roman" w:cstheme="minorHAnsi"/>
           <w:b/>
           <w:bCs/>
-          <w:color w:val="001D35"/>
-          <w:sz w:val="24"/>
-          <w:szCs w:val="24"/>
-          <w:lang w:eastAsia="es-AR"/>
-        </w:rPr>
-        <w:lastRenderedPageBreak/>
+          <w:sz w:val="24"/>
+          <w:szCs w:val="24"/>
+          <w:lang w:eastAsia="es-AR"/>
+        </w:rPr>
         <w:t>Eventos de Advertencia:</w:t>
       </w:r>
     </w:p>
@@ -1054,18 +986,16 @@
         <w:shd w:val="clear" w:color="auto" w:fill="FFFFFF"/>
         <w:spacing w:after="120" w:line="330" w:lineRule="atLeast"/>
         <w:rPr>
-          <w:rFonts w:ascii="Arial" w:eastAsia="Times New Roman" w:hAnsi="Arial" w:cs="Arial"/>
-          <w:color w:val="545D7E"/>
-          <w:spacing w:val="2"/>
-          <w:sz w:val="24"/>
-          <w:szCs w:val="24"/>
-          <w:lang w:eastAsia="es-AR"/>
-        </w:rPr>
-      </w:pPr>
-      <w:r>
-        <w:rPr>
-          <w:rFonts w:ascii="Arial" w:eastAsia="Times New Roman" w:hAnsi="Arial" w:cs="Arial"/>
-          <w:color w:val="545D7E"/>
+          <w:rFonts w:eastAsia="Times New Roman" w:cstheme="minorHAnsi"/>
+          <w:spacing w:val="2"/>
+          <w:sz w:val="24"/>
+          <w:szCs w:val="24"/>
+          <w:lang w:eastAsia="es-AR"/>
+        </w:rPr>
+      </w:pPr>
+      <w:r>
+        <w:rPr>
+          <w:rFonts w:eastAsia="Times New Roman" w:cstheme="minorHAnsi"/>
           <w:spacing w:val="2"/>
           <w:sz w:val="24"/>
           <w:szCs w:val="24"/>
@@ -1084,19 +1014,17 @@
         <w:spacing w:after="0" w:line="330" w:lineRule="atLeast"/>
         <w:ind w:left="0"/>
         <w:rPr>
-          <w:rFonts w:ascii="Arial" w:eastAsia="Times New Roman" w:hAnsi="Arial" w:cs="Arial"/>
-          <w:color w:val="001D35"/>
-          <w:sz w:val="24"/>
-          <w:szCs w:val="24"/>
-          <w:lang w:eastAsia="es-AR"/>
-        </w:rPr>
-      </w:pPr>
-      <w:r>
-        <w:rPr>
-          <w:rFonts w:ascii="Arial" w:eastAsia="Times New Roman" w:hAnsi="Arial" w:cs="Arial"/>
+          <w:rFonts w:eastAsia="Times New Roman" w:cstheme="minorHAnsi"/>
+          <w:sz w:val="24"/>
+          <w:szCs w:val="24"/>
+          <w:lang w:eastAsia="es-AR"/>
+        </w:rPr>
+      </w:pPr>
+      <w:r>
+        <w:rPr>
+          <w:rFonts w:eastAsia="Times New Roman" w:cstheme="minorHAnsi"/>
           <w:b/>
           <w:bCs/>
-          <w:color w:val="001D35"/>
           <w:sz w:val="24"/>
           <w:szCs w:val="24"/>
           <w:lang w:eastAsia="es-AR"/>
@@ -1109,18 +1037,16 @@
         <w:shd w:val="clear" w:color="auto" w:fill="FFFFFF"/>
         <w:spacing w:after="0" w:line="330" w:lineRule="atLeast"/>
         <w:rPr>
-          <w:rFonts w:ascii="Arial" w:eastAsia="Times New Roman" w:hAnsi="Arial" w:cs="Arial"/>
-          <w:color w:val="545D7E"/>
-          <w:spacing w:val="2"/>
-          <w:sz w:val="24"/>
-          <w:szCs w:val="24"/>
-          <w:lang w:eastAsia="es-AR"/>
-        </w:rPr>
-      </w:pPr>
-      <w:r>
-        <w:rPr>
-          <w:rFonts w:ascii="Arial" w:eastAsia="Times New Roman" w:hAnsi="Arial" w:cs="Arial"/>
-          <w:color w:val="545D7E"/>
+          <w:rFonts w:eastAsia="Times New Roman" w:cstheme="minorHAnsi"/>
+          <w:spacing w:val="2"/>
+          <w:sz w:val="24"/>
+          <w:szCs w:val="24"/>
+          <w:lang w:eastAsia="es-AR"/>
+        </w:rPr>
+      </w:pPr>
+      <w:r>
+        <w:rPr>
+          <w:rFonts w:eastAsia="Times New Roman" w:cstheme="minorHAnsi"/>
           <w:spacing w:val="2"/>
           <w:sz w:val="24"/>
           <w:szCs w:val="24"/>
@@ -1128,12 +1054,6 @@
         </w:rPr>
         <w:t>Indican un umbral crítico alcanzado, un servicio que falla o una degradación del rendimiento que afecta las operaciones comerciales.</w:t>
       </w:r>
-    </w:p>
-    <w:p/>
-    <w:p/>
-    <w:p>
-      <w:bookmarkStart w:id="0" w:name="_GoBack"/>
-      <w:bookmarkEnd w:id="0"/>
     </w:p>
     <w:sectPr>
       <w:pgSz w:w="12240" w:h="15840"/>
@@ -1146,7 +1066,7 @@
 </file>
 
 <file path=word/numbering.xml><?xml version="1.0" encoding="utf-8"?>
-<w:numbering xmlns:wpc="http://schemas.microsoft.com/office/word/2010/wordprocessingCanvas" xmlns:cx="http://schemas.microsoft.com/office/drawing/2014/chartex" xmlns:cx1="http://schemas.microsoft.com/office/drawing/2015/9/8/chartex" xmlns:mc="http://schemas.openxmlformats.org/markup-compatibility/2006" xmlns:o="urn:schemas-microsoft-com:office:office" xmlns:r="http://schemas.openxmlformats.org/officeDocument/2006/relationships" xmlns:m="http://schemas.openxmlformats.org/officeDocument/2006/math" xmlns:v="urn:schemas-microsoft-com:vml" xmlns:wp14="http://schemas.microsoft.com/office/word/2010/wordprocessingDrawing" xmlns:wp="http://schemas.openxmlformats.org/drawingml/2006/wordprocessingDrawing" xmlns:w10="urn:schemas-microsoft-com:office:word" xmlns:w="http://schemas.openxmlformats.org/wordprocessingml/2006/main" xmlns:w14="http://schemas.microsoft.com/office/word/2010/wordml" xmlns:w15="http://schemas.microsoft.com/office/word/2012/wordml" xmlns:w16se="http://schemas.microsoft.com/office/word/2015/wordml/symex" xmlns:wpg="http://schemas.microsoft.com/office/word/2010/wordprocessingGroup" xmlns:wpi="http://schemas.microsoft.com/office/word/2010/wordprocessingInk" xmlns:wne="http://schemas.microsoft.com/office/word/2006/wordml" xmlns:wps="http://schemas.microsoft.com/office/word/2010/wordprocessingShape" mc:Ignorable="w14 w15 w16se wp14">
+<w:numbering xmlns:wpc="http://schemas.microsoft.com/office/word/2010/wordprocessingCanvas" xmlns:cx="http://schemas.microsoft.com/office/drawing/2014/chartex" xmlns:cx1="http://schemas.microsoft.com/office/drawing/2015/9/8/chartex" xmlns:cx2="http://schemas.microsoft.com/office/drawing/2015/10/21/chartex" xmlns:cx3="http://schemas.microsoft.com/office/drawing/2016/5/9/chartex" xmlns:cx4="http://schemas.microsoft.com/office/drawing/2016/5/10/chartex" xmlns:cx5="http://schemas.microsoft.com/office/drawing/2016/5/11/chartex" xmlns:cx6="http://schemas.microsoft.com/office/drawing/2016/5/12/chartex" xmlns:cx7="http://schemas.microsoft.com/office/drawing/2016/5/13/chartex" xmlns:cx8="http://schemas.microsoft.com/office/drawing/2016/5/14/chartex" xmlns:mc="http://schemas.openxmlformats.org/markup-compatibility/2006" xmlns:aink="http://schemas.microsoft.com/office/drawing/2016/ink" xmlns:am3d="http://schemas.microsoft.com/office/drawing/2017/model3d" xmlns:o="urn:schemas-microsoft-com:office:office" xmlns:oel="http://schemas.microsoft.com/office/2019/extlst" xmlns:r="http://schemas.openxmlformats.org/officeDocument/2006/relationships" xmlns:m="http://schemas.openxmlformats.org/officeDocument/2006/math" xmlns:v="urn:schemas-microsoft-com:vml" xmlns:wp14="http://schemas.microsoft.com/office/word/2010/wordprocessingDrawing" xmlns:wp="http://schemas.openxmlformats.org/drawingml/2006/wordprocessingDrawing" xmlns:w10="urn:schemas-microsoft-com:office:word" xmlns:w="http://schemas.openxmlformats.org/wordprocessingml/2006/main" xmlns:w14="http://schemas.microsoft.com/office/word/2010/wordml" xmlns:w15="http://schemas.microsoft.com/office/word/2012/wordml" xmlns:w16cex="http://schemas.microsoft.com/office/word/2018/wordml/cex" xmlns:w16cid="http://schemas.microsoft.com/office/word/2016/wordml/cid" xmlns:w16="http://schemas.microsoft.com/office/word/2018/wordml" xmlns:w16du="http://schemas.microsoft.com/office/word/2023/wordml/word16du" xmlns:w16sdtdh="http://schemas.microsoft.com/office/word/2020/wordml/sdtdatahash" xmlns:w16sdtfl="http://schemas.microsoft.com/office/word/2024/wordml/sdtformatlock" xmlns:w16se="http://schemas.microsoft.com/office/word/2015/wordml/symex" xmlns:wpg="http://schemas.microsoft.com/office/word/2010/wordprocessingGroup" xmlns:wpi="http://schemas.microsoft.com/office/word/2010/wordprocessingInk" xmlns:wne="http://schemas.microsoft.com/office/word/2006/wordml" xmlns:wps="http://schemas.microsoft.com/office/word/2010/wordprocessingShape" mc:Ignorable="w14 w15 w16se w16cid w16 w16cex w16sdtdh w16sdtfl w16du wp14">
   <w:abstractNum w:abstractNumId="0" w15:restartNumberingAfterBreak="0">
     <w:nsid w:val="088F76E9"/>
     <w:multiLevelType w:val="multilevel"/>
@@ -1792,13 +1712,13 @@
       </w:rPr>
     </w:lvl>
   </w:abstractNum>
-  <w:num w:numId="1">
+  <w:num w:numId="1" w16cid:durableId="218443647">
     <w:abstractNumId w:val="3"/>
   </w:num>
-  <w:num w:numId="2">
+  <w:num w:numId="2" w16cid:durableId="1238663014">
     <w:abstractNumId w:val="2"/>
   </w:num>
-  <w:num w:numId="3">
+  <w:num w:numId="3" w16cid:durableId="983508217">
     <w:abstractNumId w:val="2"/>
     <w:lvlOverride w:ilvl="1">
       <w:lvl w:ilvl="1">
@@ -1818,13 +1738,13 @@
       </w:lvl>
     </w:lvlOverride>
   </w:num>
-  <w:num w:numId="4">
+  <w:num w:numId="4" w16cid:durableId="1755589108">
     <w:abstractNumId w:val="0"/>
   </w:num>
-  <w:num w:numId="5">
+  <w:num w:numId="5" w16cid:durableId="363675910">
     <w:abstractNumId w:val="1"/>
   </w:num>
-  <w:num w:numId="6">
+  <w:num w:numId="6" w16cid:durableId="345520944">
     <w:abstractNumId w:val="1"/>
     <w:lvlOverride w:ilvl="1">
       <w:lvl w:ilvl="1">
@@ -1844,14 +1764,14 @@
       </w:lvl>
     </w:lvlOverride>
   </w:num>
-  <w:num w:numId="7">
+  <w:num w:numId="7" w16cid:durableId="91777924">
     <w:abstractNumId w:val="4"/>
   </w:num>
 </w:numbering>
 </file>
 
 <file path=word/styles.xml><?xml version="1.0" encoding="utf-8"?>
-<w:styles xmlns:mc="http://schemas.openxmlformats.org/markup-compatibility/2006" xmlns:r="http://schemas.openxmlformats.org/officeDocument/2006/relationships" xmlns:w="http://schemas.openxmlformats.org/wordprocessingml/2006/main" xmlns:w14="http://schemas.microsoft.com/office/word/2010/wordml" xmlns:w15="http://schemas.microsoft.com/office/word/2012/wordml" xmlns:w16se="http://schemas.microsoft.com/office/word/2015/wordml/symex" mc:Ignorable="w14 w15 w16se">
+<w:styles xmlns:mc="http://schemas.openxmlformats.org/markup-compatibility/2006" xmlns:r="http://schemas.openxmlformats.org/officeDocument/2006/relationships" xmlns:w="http://schemas.openxmlformats.org/wordprocessingml/2006/main" xmlns:w14="http://schemas.microsoft.com/office/word/2010/wordml" xmlns:w15="http://schemas.microsoft.com/office/word/2012/wordml" xmlns:w16cex="http://schemas.microsoft.com/office/word/2018/wordml/cex" xmlns:w16cid="http://schemas.microsoft.com/office/word/2016/wordml/cid" xmlns:w16="http://schemas.microsoft.com/office/word/2018/wordml" xmlns:w16du="http://schemas.microsoft.com/office/word/2023/wordml/word16du" xmlns:w16sdtdh="http://schemas.microsoft.com/office/word/2020/wordml/sdtdatahash" xmlns:w16sdtfl="http://schemas.microsoft.com/office/word/2024/wordml/sdtformatlock" xmlns:w16se="http://schemas.microsoft.com/office/word/2015/wordml/symex" mc:Ignorable="w14 w15 w16se w16cid w16 w16cex w16sdtdh w16sdtfl w16du">
   <w:docDefaults>
     <w:rPrDefault>
       <w:rPr>
@@ -1867,7 +1787,7 @@
       </w:pPr>
     </w:pPrDefault>
   </w:docDefaults>
-  <w:latentStyles w:defLockedState="0" w:defUIPriority="99" w:defSemiHidden="0" w:defUnhideWhenUsed="0" w:defQFormat="0" w:count="371">
+  <w:latentStyles w:defLockedState="0" w:defUIPriority="99" w:defSemiHidden="0" w:defUnhideWhenUsed="0" w:defQFormat="0" w:count="376">
     <w:lsdException w:name="Normal" w:uiPriority="0" w:qFormat="1"/>
     <w:lsdException w:name="heading 1" w:uiPriority="9" w:qFormat="1"/>
     <w:lsdException w:name="heading 2" w:semiHidden="1" w:uiPriority="9" w:unhideWhenUsed="1" w:qFormat="1"/>
@@ -2239,6 +2159,11 @@
     <w:lsdException w:name="List Table 5 Dark Accent 6" w:uiPriority="50"/>
     <w:lsdException w:name="List Table 6 Colorful Accent 6" w:uiPriority="51"/>
     <w:lsdException w:name="List Table 7 Colorful Accent 6" w:uiPriority="52"/>
+    <w:lsdException w:name="Mention" w:semiHidden="1" w:unhideWhenUsed="1"/>
+    <w:lsdException w:name="Smart Hyperlink" w:semiHidden="1" w:unhideWhenUsed="1"/>
+    <w:lsdException w:name="Hashtag" w:semiHidden="1" w:unhideWhenUsed="1"/>
+    <w:lsdException w:name="Unresolved Mention" w:semiHidden="1" w:unhideWhenUsed="1"/>
+    <w:lsdException w:name="Smart Link" w:semiHidden="1" w:unhideWhenUsed="1"/>
   </w:latentStyles>
   <w:style w:type="paragraph" w:default="1" w:styleId="Normal">
     <w:name w:val="Normal"/>
@@ -2586,6 +2511,23 @@
 </file>
 
 <file path=customXml/item1.xml><?xml version="1.0" encoding="utf-8"?>
+<p:properties xmlns:p="http://schemas.microsoft.com/office/2006/metadata/properties" xmlns:xsi="http://www.w3.org/2001/XMLSchema-instance" xmlns:pc="http://schemas.microsoft.com/office/infopath/2007/PartnerControls">
+  <documentManagement>
+    <_activity xmlns="2444eed0-5b9a-4710-a8f0-79ffb9c9f22e" xsi:nil="true"/>
+  </documentManagement>
+</p:properties>
+</file>
+
+<file path=customXml/item2.xml><?xml version="1.0" encoding="utf-8"?>
+<?mso-contentType ?>
+<FormTemplates xmlns="http://schemas.microsoft.com/sharepoint/v3/contenttype/forms">
+  <Display>DocumentLibraryForm</Display>
+  <Edit>DocumentLibraryForm</Edit>
+  <New>DocumentLibraryForm</New>
+</FormTemplates>
+</file>
+
+<file path=customXml/item3.xml><?xml version="1.0" encoding="utf-8"?>
 <ct:contentTypeSchema xmlns:ct="http://schemas.microsoft.com/office/2006/metadata/contentType" xmlns:ma="http://schemas.microsoft.com/office/2006/metadata/properties/metaAttributes" ct:_="" ma:_="" ma:contentTypeName="Document" ma:contentTypeID="0x010100EA51D5610C82F44EA103F1C590F05849" ma:contentTypeVersion="16" ma:contentTypeDescription="Create a new document." ma:contentTypeScope="" ma:versionID="a452f9e697e94c548dd39ee98bad5cfd">
   <xsd:schema xmlns:xsd="http://www.w3.org/2001/XMLSchema" xmlns:xs="http://www.w3.org/2001/XMLSchema" xmlns:p="http://schemas.microsoft.com/office/2006/metadata/properties" xmlns:ns3="465dc4f9-fccd-44cc-811c-8cdeecc2be2a" xmlns:ns4="2444eed0-5b9a-4710-a8f0-79ffb9c9f22e" targetNamespace="http://schemas.microsoft.com/office/2006/metadata/properties" ma:root="true" ma:fieldsID="f780790c80d69fbfa845f72b5eaa5dcd" ns3:_="" ns4:_="">
     <xsd:import namespace="465dc4f9-fccd-44cc-811c-8cdeecc2be2a"/>
@@ -2824,24 +2766,25 @@
 </ct:contentTypeSchema>
 </file>
 
-<file path=customXml/item2.xml><?xml version="1.0" encoding="utf-8"?>
-<?mso-contentType ?>
-<FormTemplates xmlns="http://schemas.microsoft.com/sharepoint/v3/contenttype/forms">
-  <Display>DocumentLibraryForm</Display>
-  <Edit>DocumentLibraryForm</Edit>
-  <New>DocumentLibraryForm</New>
-</FormTemplates>
+<file path=customXml/itemProps1.xml><?xml version="1.0" encoding="utf-8"?>
+<ds:datastoreItem xmlns:ds="http://schemas.openxmlformats.org/officeDocument/2006/customXml" ds:itemID="{5A8B1F13-7767-412A-923F-5DE9F613A4B0}">
+  <ds:schemaRefs>
+    <ds:schemaRef ds:uri="http://schemas.microsoft.com/office/2006/metadata/properties"/>
+    <ds:schemaRef ds:uri="http://schemas.microsoft.com/office/infopath/2007/PartnerControls"/>
+    <ds:schemaRef ds:uri="2444eed0-5b9a-4710-a8f0-79ffb9c9f22e"/>
+  </ds:schemaRefs>
+</ds:datastoreItem>
 </file>
 
-<file path=customXml/item3.xml><?xml version="1.0" encoding="utf-8"?>
-<p:properties xmlns:p="http://schemas.microsoft.com/office/2006/metadata/properties" xmlns:xsi="http://www.w3.org/2001/XMLSchema-instance" xmlns:pc="http://schemas.microsoft.com/office/infopath/2007/PartnerControls">
-  <documentManagement>
-    <_activity xmlns="2444eed0-5b9a-4710-a8f0-79ffb9c9f22e" xsi:nil="true"/>
-  </documentManagement>
-</p:properties>
+<file path=customXml/itemProps2.xml><?xml version="1.0" encoding="utf-8"?>
+<ds:datastoreItem xmlns:ds="http://schemas.openxmlformats.org/officeDocument/2006/customXml" ds:itemID="{521FBC10-E2B9-4898-8838-9ABAB3A5BFA8}">
+  <ds:schemaRefs>
+    <ds:schemaRef ds:uri="http://schemas.microsoft.com/sharepoint/v3/contenttype/forms"/>
+  </ds:schemaRefs>
+</ds:datastoreItem>
 </file>
 
-<file path=customXml/itemProps1.xml><?xml version="1.0" encoding="utf-8"?>
+<file path=customXml/itemProps3.xml><?xml version="1.0" encoding="utf-8"?>
 <ds:datastoreItem xmlns:ds="http://schemas.openxmlformats.org/officeDocument/2006/customXml" ds:itemID="{E212043D-42DD-4EA2-B847-00580D44C5C8}">
   <ds:schemaRefs>
     <ds:schemaRef ds:uri="http://schemas.microsoft.com/office/2006/metadata/contentType"/>
@@ -2858,29 +2801,4 @@
     <ds:schemaRef ds:uri="http://schemas.microsoft.com/internal/obd"/>
   </ds:schemaRefs>
 </ds:datastoreItem>
-</file>
-
-<file path=customXml/itemProps2.xml><?xml version="1.0" encoding="utf-8"?>
-<ds:datastoreItem xmlns:ds="http://schemas.openxmlformats.org/officeDocument/2006/customXml" ds:itemID="{521FBC10-E2B9-4898-8838-9ABAB3A5BFA8}">
-  <ds:schemaRefs>
-    <ds:schemaRef ds:uri="http://schemas.microsoft.com/sharepoint/v3/contenttype/forms"/>
-  </ds:schemaRefs>
-</ds:datastoreItem>
-</file>
-
-<file path=customXml/itemProps3.xml><?xml version="1.0" encoding="utf-8"?>
-<ds:datastoreItem xmlns:ds="http://schemas.openxmlformats.org/officeDocument/2006/customXml" ds:itemID="{5A8B1F13-7767-412A-923F-5DE9F613A4B0}">
-  <ds:schemaRefs>
-    <ds:schemaRef ds:uri="http://schemas.microsoft.com/office/2006/documentManagement/types"/>
-    <ds:schemaRef ds:uri="2444eed0-5b9a-4710-a8f0-79ffb9c9f22e"/>
-    <ds:schemaRef ds:uri="http://schemas.microsoft.com/office/2006/metadata/properties"/>
-    <ds:schemaRef ds:uri="http://purl.org/dc/elements/1.1/"/>
-    <ds:schemaRef ds:uri="465dc4f9-fccd-44cc-811c-8cdeecc2be2a"/>
-    <ds:schemaRef ds:uri="http://www.w3.org/XML/1998/namespace"/>
-    <ds:schemaRef ds:uri="http://schemas.microsoft.com/office/infopath/2007/PartnerControls"/>
-    <ds:schemaRef ds:uri="http://schemas.openxmlformats.org/package/2006/metadata/core-properties"/>
-    <ds:schemaRef ds:uri="http://purl.org/dc/dcmitype/"/>
-    <ds:schemaRef ds:uri="http://purl.org/dc/terms/"/>
-  </ds:schemaRefs>
-</ds:datastoreItem>
 </file>